--- a/KHBD_Robotics/Lớp_5/Tuần_07/KHBD_Robotics_Lớp_5_Tiet06_Bai_6_Phuong_tien_giao_thong_qua_cac_thoi_ai.docx
+++ b/KHBD_Robotics/Lớp_5/Tuần_07/KHBD_Robotics_Lớp_5_Tiet06_Bai_6_Phuong_tien_giao_thong_qua_cac_thoi_ai.docx
@@ -320,7 +320,7 @@
           <w:i w:val="0"/>
           <w:sz w:val="26"/>
         </w:rPr>
-        <w:t>+ Tìm hiểu cơ cấu chuyển động lặp.</w:t>
+        <w:t>-  Nêu được tên các phương tiện giao thông qua các thời đại khác nhau.</w:t>
       </w:r>
     </w:p>
     <w:p>
@@ -336,7 +336,7 @@
           <w:i w:val="0"/>
           <w:sz w:val="26"/>
         </w:rPr>
-        <w:t>+ Chế tạo robot đua ngựa thi đấu.</w:t>
+        <w:t>-  Phác họa được ý tưởng thiết kế robot hiệp sĩ cưỡi ngựa.</w:t>
       </w:r>
     </w:p>
     <w:p>
@@ -952,6 +952,11 @@
                 <w:rFonts w:ascii="Times New Roman" w:hAnsi="Times New Roman" w:cs="Times New Roman"/>
                 <w:sz w:val="26"/>
               </w:rPr>
+              <w:t>+ GV cho HS xem video và đặt câu hỏi.</w:t>
+              <w:br/>
+              <w:t>+  HS lắng nghe và trả lời câu hỏi.</w:t>
+              <w:br/>
+              <w:t>+ GV lắng nghe và nhận xét.</w:t>
             </w:r>
             <w:r>
               <w:rPr>
@@ -960,7 +965,6 @@
                 <w:i w:val="0"/>
                 <w:sz w:val="26"/>
               </w:rPr>
-              <w:t>- GV trình chiếu clip/hình ảnh thực tế sinh động liên quan đến chủ đề.</w:t>
             </w:r>
           </w:p>
           <w:p>
@@ -975,7 +979,6 @@
                 <w:i w:val="0"/>
                 <w:sz w:val="26"/>
               </w:rPr>
-              <w:t>- Đặt câu hỏi dẫn dắt: "Em có biết bạn robot này giúp ích gì cho con người không?"</w:t>
             </w:r>
           </w:p>
           <w:p>
@@ -990,7 +993,6 @@
                 <w:i w:val="0"/>
                 <w:sz w:val="26"/>
               </w:rPr>
-              <w:t>- HS chú ý quan sát, thảo luận cặp đôi và xung phong trả lời.</w:t>
             </w:r>
           </w:p>
           <w:p>
@@ -1005,7 +1007,6 @@
                 <w:i w:val="0"/>
                 <w:sz w:val="26"/>
               </w:rPr>
-              <w:t>- GV nhận xét, tuyên dương và dẫn dắt vào bài mới.</w:t>
             </w:r>
           </w:p>
         </w:tc>
@@ -1029,6 +1030,11 @@
                 <w:rFonts w:ascii="Times New Roman" w:hAnsi="Times New Roman" w:cs="Times New Roman"/>
                 <w:sz w:val="26"/>
               </w:rPr>
+              <w:t>Câu trả lời của HS.</w:t>
+              <w:br/>
+              <w:t>+ Câu hỏi: Hãy sắp xếp các bức tranh theo thứ tự xuất hiện của các phương tiện giao thông?</w:t>
+              <w:br/>
+              <w:t>+ Đáp án: B – A – C – D.</w:t>
             </w:r>
             <w:r>
               <w:rPr>
@@ -1037,7 +1043,6 @@
                 <w:i w:val="0"/>
                 <w:sz w:val="26"/>
               </w:rPr>
-              <w:t>HS hào hứng, tập trung vào bài học.</w:t>
             </w:r>
           </w:p>
           <w:p>
@@ -1052,7 +1057,6 @@
                 <w:i w:val="0"/>
                 <w:sz w:val="26"/>
               </w:rPr>
-              <w:t>Nhận diện được chủ đề bài học.</w:t>
             </w:r>
           </w:p>
         </w:tc>
@@ -1275,6 +1279,15 @@
                 <w:rFonts w:ascii="Times New Roman" w:hAnsi="Times New Roman" w:cs="Times New Roman"/>
                 <w:sz w:val="26"/>
               </w:rPr>
+              <w:t>+ GV giới thiệu cho HS về thứ tự xuất hiện các phươn tiện giao thông.</w:t>
+              <w:br/>
+              <w:t>+ GV yêu cầu HS tự phác thảo ra giấy ý tưởng về người hiệp sĩ.</w:t>
+              <w:br/>
+              <w:t>+ HS tự phác thảo ra giấy ý tưởng của bản thân.</w:t>
+              <w:br/>
+              <w:t>+ GV cho HS lên bảng trình bày ý tưởng.</w:t>
+              <w:br/>
+              <w:t>+ GV nhận xét và giới thiệu mẫu robot Hiệp sĩ.</w:t>
             </w:r>
             <w:r>
               <w:rPr>
@@ -1283,7 +1296,6 @@
                 <w:i w:val="0"/>
                 <w:sz w:val="26"/>
               </w:rPr>
-              <w:t>- GV phát phiếu hướng dẫn và giới thiệu từng loại linh kiện chính.</w:t>
             </w:r>
           </w:p>
           <w:p>
@@ -1298,7 +1310,6 @@
                 <w:i w:val="0"/>
                 <w:sz w:val="26"/>
               </w:rPr>
-              <w:t>- Hướng dẫn HS cách chọn đúng chốt nối và cách phân biệt các khớp xoay.</w:t>
             </w:r>
           </w:p>
           <w:p>
@@ -1313,7 +1324,6 @@
                 <w:i w:val="0"/>
                 <w:sz w:val="26"/>
               </w:rPr>
-              <w:t>- HS làm việc nhóm, chọn đúng các chi tiết cần thiết ra khay chứa.</w:t>
             </w:r>
           </w:p>
           <w:p>
@@ -1328,7 +1338,6 @@
                 <w:i w:val="0"/>
                 <w:sz w:val="26"/>
               </w:rPr>
-              <w:t>- GV đi từng bàn kiểm tra, hỗ trợ nhóm còn lúng túng.</w:t>
             </w:r>
           </w:p>
         </w:tc>
@@ -1352,6 +1361,13 @@
                 <w:rFonts w:ascii="Times New Roman" w:hAnsi="Times New Roman" w:cs="Times New Roman"/>
                 <w:sz w:val="26"/>
               </w:rPr>
+              <w:t>+ Nêu được tên các phương tiện giao thông qua các thời đại.</w:t>
+              <w:br/>
+              <w:t>+ Phác họa được ý tưởng thiết kế robot hiệp sĩ cưỡi ngựa.</w:t>
+              <w:br/>
+              <w:t>Sản phẩm phác họa trên giấy của HS.</w:t>
+              <w:br/>
+              <w:t>+ Thứ tự xuất hiện các phương tiện giao thông:</w:t>
             </w:r>
             <w:r>
               <w:rPr>
@@ -1360,7 +1376,6 @@
                 <w:i w:val="0"/>
                 <w:sz w:val="26"/>
               </w:rPr>
-              <w:t>HS gọi đúng tên các linh kiện cơ bản.</w:t>
             </w:r>
           </w:p>
           <w:p>
@@ -1375,7 +1390,6 @@
                 <w:i w:val="0"/>
                 <w:sz w:val="26"/>
               </w:rPr>
-              <w:t>Chuẩn bị đầy đủ linh kiện lắp ráp.</w:t>
             </w:r>
           </w:p>
         </w:tc>
@@ -1598,6 +1612,11 @@
                 <w:rFonts w:ascii="Times New Roman" w:hAnsi="Times New Roman" w:cs="Times New Roman"/>
                 <w:sz w:val="26"/>
               </w:rPr>
+              <w:t>+ GV yêu cầu HS mở hộp, lựa chọn các mảnh ghép và lắp ghép theo hướng dẫn trong sách. Lưu ý cách sử dụng chốt trong suốt.</w:t>
+              <w:br/>
+              <w:t>+ HS tiến hành lắp ráp động cơ dynamixel.</w:t>
+              <w:br/>
+              <w:t>+ HS tiến hành lắp ráp robot Hiệp sĩ cưỡi ngựa.</w:t>
             </w:r>
             <w:r>
               <w:rPr>
@@ -1606,7 +1625,6 @@
                 <w:i w:val="0"/>
                 <w:sz w:val="26"/>
               </w:rPr>
-              <w:t>- GV nêu yêu cầu thực hành và lưu ý an toàn khi lắp ráp.</w:t>
             </w:r>
           </w:p>
           <w:p>
@@ -1621,7 +1639,6 @@
                 <w:i w:val="0"/>
                 <w:sz w:val="26"/>
               </w:rPr>
-              <w:t>- HS phân công nhiệm vụ: bạn xem sơ đồ, bạn lắp khung, bạn thử pin.</w:t>
             </w:r>
           </w:p>
           <w:p>
@@ -1636,7 +1653,6 @@
                 <w:i w:val="0"/>
                 <w:sz w:val="26"/>
               </w:rPr>
-              <w:t>- Các nhóm hoàn thiện mô hình robot và bật công tắc chạy thử.</w:t>
             </w:r>
           </w:p>
           <w:p>
@@ -1651,7 +1667,92 @@
                 <w:i w:val="0"/>
                 <w:sz w:val="26"/>
               </w:rPr>
-              <w:t>- GV quan sát, khích lệ và chấm điểm thi đua giữa các nhóm.</w:t>
+            </w:r>
+          </w:p>
+          <w:p>
+            <w:pPr>
+              <w:jc w:val="center"/>
+            </w:pPr>
+            <w:r>
+              <w:drawing>
+                <wp:inline distT="0" distB="0" distL="0" distR="0" wp14:anchorId="7796F37A" wp14:editId="79908813">
+                  <wp:extent cx="5115574" cy="1175657"/>
+                  <wp:effectExtent l="0" t="0" r="0" b="5715"/>
+                  <wp:docPr id="9" name="picture 7" descr="Sung. Tên của ảnh gốc: CLP000036c4000b.bmp Kích thước của ảnh gốc: rộng 902 pixel x cao 167 pixel"/>
+                  <wp:cNvGraphicFramePr/>
+                  <a:graphic xmlns:a="http://schemas.openxmlformats.org/drawingml/2006/main">
+                    <a:graphicData uri="http://schemas.openxmlformats.org/drawingml/2006/picture">
+                      <pic:pic xmlns:pic="http://schemas.openxmlformats.org/drawingml/2006/picture">
+                        <pic:nvPicPr>
+                          <pic:cNvPr id="0" name="pic"/>
+                          <pic:cNvPicPr/>
+                        </pic:nvPicPr>
+                        <pic:blipFill>
+                          <a:blip r:embed="rId16" cstate="print">
+                            <a:lum/>
+                          </a:blip>
+                          <a:srcRect/>
+                          <a:stretch>
+                            <a:fillRect/>
+                          </a:stretch>
+                        </pic:blipFill>
+                        <pic:spPr>
+                          <a:xfrm>
+                            <a:off x="0" y="0"/>
+                            <a:ext cx="5165042" cy="1187026"/>
+                          </a:xfrm>
+                          <a:prstGeom prst="rect">
+                            <a:avLst/>
+                          </a:prstGeom>
+                        </pic:spPr>
+                      </pic:pic>
+                    </a:graphicData>
+                  </a:graphic>
+                </wp:inline>
+              </w:drawing>
+            </w:r>
+          </w:p>
+          <w:p>
+            <w:pPr>
+              <w:jc w:val="center"/>
+            </w:pPr>
+            <w:r>
+              <w:drawing>
+                <wp:inline distT="0" distB="0" distL="0" distR="0" wp14:anchorId="75C417AC" wp14:editId="0589E6E1">
+                  <wp:extent cx="4885328" cy="3811980"/>
+                  <wp:effectExtent l="0" t="0" r="0" b="0"/>
+                  <wp:docPr id="103" name="picture 103" descr="Sung. Tên ảnh gốc: CLP000016640008.bmp Kích thước của ảnh gốc: rộng 790 pixel x cao 662 pixel"/>
+                  <wp:cNvGraphicFramePr/>
+                  <a:graphic xmlns:a="http://schemas.openxmlformats.org/drawingml/2006/main">
+                    <a:graphicData uri="http://schemas.openxmlformats.org/drawingml/2006/picture">
+                      <pic:pic xmlns:pic="http://schemas.openxmlformats.org/drawingml/2006/picture">
+                        <pic:nvPicPr>
+                          <pic:cNvPr id="0" name="pic"/>
+                          <pic:cNvPicPr/>
+                        </pic:nvPicPr>
+                        <pic:blipFill>
+                          <a:blip r:embed="rId17" cstate="print">
+                            <a:lum/>
+                          </a:blip>
+                          <a:srcRect/>
+                          <a:stretch>
+                            <a:fillRect/>
+                          </a:stretch>
+                        </pic:blipFill>
+                        <pic:spPr>
+                          <a:xfrm>
+                            <a:off x="0" y="0"/>
+                            <a:ext cx="4925651" cy="3843444"/>
+                          </a:xfrm>
+                          <a:prstGeom prst="rect">
+                            <a:avLst/>
+                          </a:prstGeom>
+                        </pic:spPr>
+                      </pic:pic>
+                    </a:graphicData>
+                  </a:graphic>
+                </wp:inline>
+              </w:drawing>
             </w:r>
           </w:p>
         </w:tc>
@@ -1675,6 +1776,7 @@
                 <w:rFonts w:ascii="Times New Roman" w:hAnsi="Times New Roman" w:cs="Times New Roman"/>
                 <w:sz w:val="26"/>
               </w:rPr>
+              <w:t>Sản phẩm robot của HS.</w:t>
             </w:r>
             <w:r>
               <w:rPr>
@@ -1683,7 +1785,6 @@
                 <w:i w:val="0"/>
                 <w:sz w:val="26"/>
               </w:rPr>
-              <w:t>Mô hình robot hoàn thành chắc chắn.</w:t>
             </w:r>
           </w:p>
           <w:p>
@@ -1698,7 +1799,6 @@
                 <w:i w:val="0"/>
                 <w:sz w:val="26"/>
               </w:rPr>
-              <w:t>Robot hoạt động trơn tru, chính xác.</w:t>
             </w:r>
           </w:p>
         </w:tc>
@@ -1921,6 +2021,29 @@
                 <w:rFonts w:ascii="Times New Roman" w:hAnsi="Times New Roman" w:cs="Times New Roman"/>
                 <w:sz w:val="26"/>
               </w:rPr>
+              <w:t>+ GV hướng dẫn HS lắp ráp sáng tạo thêm cho robot.</w:t>
+              <w:br/>
+              <w:t>+ HS tiến hành lắp ráp, sáng tạo dựa trên những gợi ý của GV và những mảnh ghép còn trong hộp.</w:t>
+              <w:br/>
+              <w:t>5. Tự học (Let’s move)</w:t>
+              <w:br/>
+              <w:t>- Mục tiêu: Vận hành được robot đã lắp.</w:t>
+              <w:br/>
+              <w:t>- Nội dung: HS vận hành robot vừa lắp, chơi với robot.</w:t>
+              <w:br/>
+              <w:t>+ GV tổ chức cho HS chơi với robot sau khi lắp xong.</w:t>
+              <w:br/>
+              <w:t>+ HS tự chơi với robot.</w:t>
+              <w:br/>
+              <w:t>6. Tự kiểm tra (Let’s check)</w:t>
+              <w:br/>
+              <w:t>- Mục tiêu: HS tháo được chốt, sắp xếp ngăn nắp các mảnh ghép vào trong hộp.</w:t>
+              <w:br/>
+              <w:t>- Nội dung: HS tháo chốt, sắp xếp các mảnh ghép.</w:t>
+              <w:br/>
+              <w:t>+ GV cho HS tháo chốt.</w:t>
+              <w:br/>
+              <w:t>+ HS tiến hành tháo robot, sắp xếp ngăn nắp các mảnh ghép vào trong hộp, dọn dẹp bàn ghế quanh vị trí ngồi.</w:t>
             </w:r>
             <w:r>
               <w:rPr>
@@ -1929,7 +2052,6 @@
                 <w:i w:val="0"/>
                 <w:sz w:val="26"/>
               </w:rPr>
-              <w:t>- GV đặt câu hỏi: "Em có thể gắn thêm chi tiết gì để bạn robot đẹp hơn?"</w:t>
             </w:r>
           </w:p>
           <w:p>
@@ -1944,7 +2066,6 @@
                 <w:i w:val="0"/>
                 <w:sz w:val="26"/>
               </w:rPr>
-              <w:t>- Đại diện 1-2 nhóm giơ robot lên giới thiệu và biểu diễn trước lớp.</w:t>
             </w:r>
           </w:p>
           <w:p>
@@ -1959,7 +2080,6 @@
                 <w:i w:val="0"/>
                 <w:sz w:val="26"/>
               </w:rPr>
-              <w:t>- GV tổng kết tiết học, dặn dò HS cẩn thận tháo dỡ hoặc bảo quản mô hình.</w:t>
             </w:r>
           </w:p>
           <w:p>
@@ -1974,7 +2094,6 @@
                 <w:i w:val="0"/>
                 <w:sz w:val="26"/>
               </w:rPr>
-              <w:t>- HS thu gom linh kiện vào đúng ngăn trong hộp Kit, xếp ghế ngay ngắn.</w:t>
             </w:r>
           </w:p>
         </w:tc>
@@ -1998,6 +2117,7 @@
                 <w:rFonts w:ascii="Times New Roman" w:hAnsi="Times New Roman" w:cs="Times New Roman"/>
                 <w:sz w:val="26"/>
               </w:rPr>
+              <w:t>Sản phẩm robot sáng tạo của HS.</w:t>
             </w:r>
             <w:r>
               <w:rPr>
@@ -2006,7 +2126,6 @@
                 <w:i w:val="0"/>
                 <w:sz w:val="26"/>
               </w:rPr>
-              <w:t>HS tự tin chia sẻ ý tưởng trước lớp.</w:t>
             </w:r>
           </w:p>
           <w:p>
@@ -2021,7 +2140,6 @@
                 <w:i w:val="0"/>
                 <w:sz w:val="26"/>
               </w:rPr>
-              <w:t>Hộp đồ dùng ngăn nắp, phòng học sạch sẽ.</w:t>
             </w:r>
           </w:p>
         </w:tc>
